--- a/docs/how-to-deposit.docx
+++ b/docs/how-to-deposit.docx
@@ -428,7 +428,16 @@
         <w:t xml:space="preserve"> </w:t>
       </w:r>
       <w:r>
-        <w:t xml:space="preserve">in the top bar. Search by a word from the name or description, or filter by strand, subject or whether the data is green or amber. Open a dataset to read its description, see what it was made from and what has been made from it, and download any file. A large download that is interrupted can be resumed. Amber data is listed for everyone; whether you can download it depends on the Centre’s rule, and the page tells you who to ask.</w:t>
+        <w:t xml:space="preserve">in the top bar. Search by a word from the name or description, or filter by strand, subject or whether the data is green or amber. Where the Centre has switched it on, you can also type a question in your own words, such as</w:t>
+      </w:r>
+      <w:r>
+        <w:t xml:space="preserve"> </w:t>
+      </w:r>
+      <w:r>
+        <w:t xml:space="preserve">“anything on deaths in armed conflicts since 1990”</w:t>
+      </w:r>
+      <w:r>
+        <w:t xml:space="preserve">: the page shows how it understood you, fills in the filters to match, and puts the closest datasets first. Your question and the descriptions of likely matches are read by KCL’s own AI service; the files themselves never are. Open a dataset to read its description, see what it was made from and what has been made from it, and download any file. A large download that is interrupted can be resumed. Amber data is listed for everyone; whether you can download it depends on the Centre’s rule, and the page tells you who to ask.</w:t>
       </w:r>
     </w:p>
     <w:bookmarkEnd w:id="24"/>

--- a/docs/how-to-deposit.docx
+++ b/docs/how-to-deposit.docx
@@ -437,7 +437,23 @@
         <w:t xml:space="preserve">“anything on deaths in armed conflicts since 1990”</w:t>
       </w:r>
       <w:r>
-        <w:t xml:space="preserve">: the page shows how it understood you, fills in the filters to match, and puts the closest datasets first. Your question and the descriptions of likely matches are read by KCL’s own AI service; the files themselves never are. Open a dataset to read its description, see what it was made from and what has been made from it, and download any file. A large download that is interrupted can be resumed. Amber data is listed for everyone; whether you can download it depends on the Centre’s rule, and the page tells you who to ask.</w:t>
+        <w:t xml:space="preserve">: the page shows how it understood you, fills in the filters to match, and puts the closest datasets first. Your question and the descriptions of likely matches are read by KCL’s own AI service. Where</w:t>
+      </w:r>
+      <w:r>
+        <w:t xml:space="preserve"> </w:t>
+      </w:r>
+      <w:r>
+        <w:rPr>
+          <w:b/>
+          <w:bCs/>
+        </w:rPr>
+        <w:t xml:space="preserve">Search inside</w:t>
+      </w:r>
+      <w:r>
+        <w:t xml:space="preserve"> </w:t>
+      </w:r>
+      <w:r>
+        <w:t xml:space="preserve">appears in the top bar, you can also search what the documents themselves say: type a phrase or a question and you get the passages that come closest, each with its dataset, its file and, for PDFs, its page. You only ever see passages from files you would be allowed to download. Open a dataset to read its description, see what it was made from and what has been made from it, and download any file. A large download that is interrupted can be resumed. Amber data is listed for everyone; whether you can download it depends on the Centre’s rule, and the page tells you who to ask.</w:t>
       </w:r>
     </w:p>
     <w:bookmarkEnd w:id="24"/>

--- a/docs/how-to-deposit.docx
+++ b/docs/how-to-deposit.docx
@@ -447,13 +447,13 @@
           <w:b/>
           <w:bCs/>
         </w:rPr>
-        <w:t xml:space="preserve">Search inside</w:t>
-      </w:r>
-      <w:r>
-        <w:t xml:space="preserve"> </w:t>
-      </w:r>
-      <w:r>
-        <w:t xml:space="preserve">appears in the top bar, you can also search what the documents themselves say: type a phrase or a question and you get the passages that come closest, each with its dataset, its file and, for PDFs, its page. You only ever see passages from files you would be allowed to download. Open a dataset to read its description, see what it was made from and what has been made from it, and download any file. A large download that is interrupted can be resumed. Amber data is listed for everyone; whether you can download it depends on the Centre’s rule, and the page tells you who to ask.</w:t>
+        <w:t xml:space="preserve">Search inside content</w:t>
+      </w:r>
+      <w:r>
+        <w:t xml:space="preserve"> </w:t>
+      </w:r>
+      <w:r>
+        <w:t xml:space="preserve">appears in the top bar, you can also search what the documents themselves say: type a phrase or a question and you get the passages that come closest, each with its dataset, its file and, for PDFs, its page, with the sentence nearest to your question marked and your own words in bold. You only ever see passages from files you would be allowed to download. Open a dataset to read its description, see what it was made from and what has been made from it, and download any file. A large download that is interrupted can be resumed. Amber data is listed for everyone; whether you can download it depends on the Centre’s rule, and the page tells you who to ask.</w:t>
       </w:r>
     </w:p>
     <w:bookmarkEnd w:id="24"/>

--- a/docs/how-to-deposit.docx
+++ b/docs/how-to-deposit.docx
@@ -157,7 +157,39 @@
         <w:t xml:space="preserve">Describe the dataset</w:t>
       </w:r>
       <w:r>
-        <w:t xml:space="preserve">. Each box has a note under it saying what goes there. The slip on the right shows where the files will land as you type.</w:t>
+        <w:t xml:space="preserve">. Each box has a note under it saying what goes there. The slip on the right shows where the files will land as you type. As you name the project and dataset, the form offers the names already in use, and a note under the dataset name tells you what will happen: if the dataset already exists, how many files it has and that yours will be added to it (press</w:t>
+      </w:r>
+      <w:r>
+        <w:t xml:space="preserve"> </w:t>
+      </w:r>
+      <w:r>
+        <w:rPr>
+          <w:b/>
+          <w:bCs/>
+        </w:rPr>
+        <w:t xml:space="preserve">Use its details</w:t>
+      </w:r>
+      <w:r>
+        <w:t xml:space="preserve"> </w:t>
+      </w:r>
+      <w:r>
+        <w:t xml:space="preserve">to fill the form from its description, and tick</w:t>
+      </w:r>
+      <w:r>
+        <w:t xml:space="preserve"> </w:t>
+      </w:r>
+      <w:r>
+        <w:rPr>
+          <w:b/>
+          <w:bCs/>
+        </w:rPr>
+        <w:t xml:space="preserve">Add my files to this dataset</w:t>
+      </w:r>
+      <w:r>
+        <w:t xml:space="preserve"> </w:t>
+      </w:r>
+      <w:r>
+        <w:t xml:space="preserve">to go on); if the name is new, that it will be created, with a warning if it is close to an existing name.</w:t>
       </w:r>
     </w:p>
     <w:p>
@@ -394,7 +426,49 @@
         <w:t xml:space="preserve">Find data</w:t>
       </w:r>
       <w:r>
-        <w:t xml:space="preserve">. To add or update files later, use the same form with the same strand, project and dataset name. Nothing already deposited is ever removed.</w:t>
+        <w:t xml:space="preserve">. To add or update files later, use the same form and choose the same dataset: the form shows what is there and asks you to confirm. A file with the same name replaces the stored copy (the earlier copy is kept by the storage, so nothing is lost); every other file stays as it was. Nothing already deposited is ever removed. During the upload each file is marked</w:t>
+      </w:r>
+      <w:r>
+        <w:t xml:space="preserve"> </w:t>
+      </w:r>
+      <w:r>
+        <w:rPr>
+          <w:b/>
+          <w:bCs/>
+        </w:rPr>
+        <w:t xml:space="preserve">added</w:t>
+      </w:r>
+      <w:r>
+        <w:t xml:space="preserve">,</w:t>
+      </w:r>
+      <w:r>
+        <w:t xml:space="preserve"> </w:t>
+      </w:r>
+      <w:r>
+        <w:rPr>
+          <w:b/>
+          <w:bCs/>
+        </w:rPr>
+        <w:t xml:space="preserve">updated</w:t>
+      </w:r>
+      <w:r>
+        <w:t xml:space="preserve"> </w:t>
+      </w:r>
+      <w:r>
+        <w:t xml:space="preserve">or</w:t>
+      </w:r>
+      <w:r>
+        <w:t xml:space="preserve"> </w:t>
+      </w:r>
+      <w:r>
+        <w:rPr>
+          <w:b/>
+          <w:bCs/>
+        </w:rPr>
+        <w:t xml:space="preserve">unchanged</w:t>
+      </w:r>
+      <w:r>
+        <w:t xml:space="preserve">, and the Deposited message says how many of each there were.</w:t>
       </w:r>
     </w:p>
     <w:bookmarkEnd w:id="23"/>

--- a/docs/how-to-deposit.docx
+++ b/docs/how-to-deposit.docx
@@ -157,7 +157,23 @@
         <w:t xml:space="preserve">Describe the dataset</w:t>
       </w:r>
       <w:r>
-        <w:t xml:space="preserve">. Each box has a note under it saying what goes there. The slip on the right shows where the files will land as you type. As you name the project and dataset, the form offers the names already in use, and a note under the dataset name tells you what will happen: if the dataset already exists, how many files it has and that yours will be added to it (press</w:t>
+        <w:t xml:space="preserve">. Each box has a note under it saying what goes there. Under Subjects,</w:t>
+      </w:r>
+      <w:r>
+        <w:t xml:space="preserve"> </w:t>
+      </w:r>
+      <w:r>
+        <w:rPr>
+          <w:b/>
+          <w:bCs/>
+        </w:rPr>
+        <w:t xml:space="preserve">what this covers</w:t>
+      </w:r>
+      <w:r>
+        <w:t xml:space="preserve"> </w:t>
+      </w:r>
+      <w:r>
+        <w:t xml:space="preserve">beneath a term opens its definition, so you can check a term before ticking it. The slip on the right shows where the files will land as you type. As you name the project and dataset, the form offers the names already in use, and a note under the dataset name tells you what will happen: if the dataset already exists, how many files it has and that yours will be added to it (press</w:t>
       </w:r>
       <w:r>
         <w:t xml:space="preserve"> </w:t>

--- a/docs/how-to-deposit.docx
+++ b/docs/how-to-deposit.docx
@@ -173,7 +173,49 @@
         <w:t xml:space="preserve"> </w:t>
       </w:r>
       <w:r>
-        <w:t xml:space="preserve">beneath a term opens its definition, so you can check a term before ticking it. The slip on the right shows where the files will land as you type. As you name the project and dataset, the form offers the names already in use, and a note under the dataset name tells you what will happen: if the dataset already exists, how many files it has and that yours will be added to it (press</w:t>
+        <w:t xml:space="preserve">beneath a term opens its definition, so you can check a term before ticking it. If the data comes from an outside provider (ACLED, the Traffik Analysis Hub and so on), choose it under</w:t>
+      </w:r>
+      <w:r>
+        <w:t xml:space="preserve"> </w:t>
+      </w:r>
+      <w:r>
+        <w:rPr>
+          <w:b/>
+          <w:bCs/>
+        </w:rPr>
+        <w:t xml:space="preserve">Provider</w:t>
+      </w:r>
+      <w:r>
+        <w:t xml:space="preserve">: the licence, and for data as received the creator, are filled from the provider’s entry, and you can edit them. If the provider is not listed, name it in</w:t>
+      </w:r>
+      <w:r>
+        <w:t xml:space="preserve"> </w:t>
+      </w:r>
+      <w:r>
+        <w:rPr>
+          <w:b/>
+          <w:bCs/>
+        </w:rPr>
+        <w:t xml:space="preserve">Provider not listed?</w:t>
+      </w:r>
+      <w:r>
+        <w:t xml:space="preserve"> </w:t>
+      </w:r>
+      <w:r>
+        <w:t xml:space="preserve">and it is kept in the notes until a steward adds it to the list. Under</w:t>
+      </w:r>
+      <w:r>
+        <w:t xml:space="preserve"> </w:t>
+      </w:r>
+      <w:r>
+        <w:rPr>
+          <w:b/>
+          <w:bCs/>
+        </w:rPr>
+        <w:t xml:space="preserve">Places covered</w:t>
+      </w:r>
+      <w:r>
+        <w:t xml:space="preserve">, choose the regions or countries the data covers; a region stands for every country inside it, so choose the broadest that fits. The slip on the right shows where the files will land as you type. As you name the project and dataset, the form offers the names already in use, and a note under the dataset name tells you what will happen: if the dataset already exists, how many files it has and that yours will be added to it (press</w:t>
       </w:r>
       <w:r>
         <w:t xml:space="preserve"> </w:t>

--- a/docs/how-to-deposit.docx
+++ b/docs/how-to-deposit.docx
@@ -212,10 +212,10 @@
           <w:b/>
           <w:bCs/>
         </w:rPr>
-        <w:t xml:space="preserve">Places covered</w:t>
-      </w:r>
-      <w:r>
-        <w:t xml:space="preserve">, choose the regions or countries the data covers; a region stands for every country inside it, so choose the broadest that fits. The slip on the right shows where the files will land as you type. As you name the project and dataset, the form offers the names already in use, and a note under the dataset name tells you what will happen: if the dataset already exists, how many files it has and that yours will be added to it (press</w:t>
+        <w:t xml:space="preserve">Spatial coverage</w:t>
+      </w:r>
+      <w:r>
+        <w:t xml:space="preserve">, next to the years, type a country or region and pick it from the list; it appears as a tag you can remove with its ×. A region stands for every country inside it, so choose the broadest that fits. The slip on the right shows where the files will land as you type. As you name the project and dataset, the form offers the names already in use, and a note under the dataset name tells you what will happen: if the dataset already exists, how many files it has and that yours will be added to it (press</w:t>
       </w:r>
       <w:r>
         <w:t xml:space="preserve"> </w:t>
@@ -269,7 +269,7 @@
           <w:b/>
           <w:bCs/>
         </w:rPr>
-        <w:t xml:space="preserve">Origin</w:t>
+        <w:t xml:space="preserve">Derivation</w:t>
       </w:r>
       <w:r>
         <w:t xml:space="preserve"> </w:t>
@@ -426,7 +426,7 @@
         <w:t xml:space="preserve">“armed conflict”</w:t>
       </w:r>
       <w:r>
-        <w:t xml:space="preserve">, and write a paragraph on what the extract holds. Under Origin they pick the original CSAC dataset from the store. They add</w:t>
+        <w:t xml:space="preserve">, and write a paragraph on what the extract holds. Under Derivation they pick the original CSAC dataset from the store. They add</w:t>
       </w:r>
       <w:r>
         <w:t xml:space="preserve"> </w:t>

--- a/docs/how-to-deposit.docx
+++ b/docs/how-to-deposit.docx
@@ -173,7 +173,7 @@
         <w:t xml:space="preserve"> </w:t>
       </w:r>
       <w:r>
-        <w:t xml:space="preserve">beneath a term opens its definition, so you can check a term before ticking it. If the data comes from an outside provider (ACLED, the Traffik Analysis Hub and so on), choose it under</w:t>
+        <w:t xml:space="preserve">beneath a term opens its definition, so you can check a term before ticking it. If the data comes from an outside provider (ACLED, the Traffik Analysis Hub and so on), type its name under</w:t>
       </w:r>
       <w:r>
         <w:t xml:space="preserve"> </w:t>
@@ -186,7 +186,10 @@
         <w:t xml:space="preserve">Provider</w:t>
       </w:r>
       <w:r>
-        <w:t xml:space="preserve">: the licence, and for data as received the creator, are filled from the provider’s entry, and you can edit them. If the provider is not listed, name it in</w:t>
+        <w:t xml:space="preserve"> </w:t>
+      </w:r>
+      <w:r>
+        <w:t xml:space="preserve">and pick it; it appears as a tag, and the licence, and for data as received the creator, are filled from the provider’s entry, which you can edit. If the provider is not listed, name it in</w:t>
       </w:r>
       <w:r>
         <w:t xml:space="preserve"> </w:t>

--- a/docs/how-to-deposit.docx
+++ b/docs/how-to-deposit.docx
@@ -563,7 +563,39 @@
         <w:t xml:space="preserve"> </w:t>
       </w:r>
       <w:r>
-        <w:t xml:space="preserve">in the top bar. Search by a word from the name or description, or filter by strand, subject or whether the data is green or amber. Where the Centre has switched it on, you can also type a question in your own words, such as</w:t>
+        <w:t xml:space="preserve">in the top bar. Datasets are listed under their projects, newest first: click a project to see what is in it, with each dataset’s state, files and size. Ten projects fit on a page;</w:t>
+      </w:r>
+      <w:r>
+        <w:t xml:space="preserve"> </w:t>
+      </w:r>
+      <w:r>
+        <w:rPr>
+          <w:b/>
+          <w:bCs/>
+        </w:rPr>
+        <w:t xml:space="preserve">Show 25</w:t>
+      </w:r>
+      <w:r>
+        <w:t xml:space="preserve"> </w:t>
+      </w:r>
+      <w:r>
+        <w:t xml:space="preserve">or</w:t>
+      </w:r>
+      <w:r>
+        <w:t xml:space="preserve"> </w:t>
+      </w:r>
+      <w:r>
+        <w:rPr>
+          <w:b/>
+          <w:bCs/>
+        </w:rPr>
+        <w:t xml:space="preserve">50</w:t>
+      </w:r>
+      <w:r>
+        <w:t xml:space="preserve"> </w:t>
+      </w:r>
+      <w:r>
+        <w:t xml:space="preserve">at the foot of the list changes that, and the page remembers your choice. Search by a word from the name or description, or filter by strand, subject or whether the data is green or amber; the projects that match open by themselves. Where the Centre has switched it on, you can also type a question in your own words, such as</w:t>
       </w:r>
       <w:r>
         <w:t xml:space="preserve"> </w:t>

--- a/docs/how-to-deposit.docx
+++ b/docs/how-to-deposit.docx
@@ -595,16 +595,7 @@
         <w:t xml:space="preserve"> </w:t>
       </w:r>
       <w:r>
-        <w:t xml:space="preserve">at the foot of the list changes that, and the page remembers your choice. Search by a word from the name or description, or filter by strand, subject or whether the data is green or amber; the projects that match open by themselves. Where the Centre has switched it on, you can also type a question in your own words, such as</w:t>
-      </w:r>
-      <w:r>
-        <w:t xml:space="preserve"> </w:t>
-      </w:r>
-      <w:r>
-        <w:t xml:space="preserve">“anything on deaths in armed conflicts since 1990”</w:t>
-      </w:r>
-      <w:r>
-        <w:t xml:space="preserve">: the page shows how it understood you, fills in the filters to match, and puts the closest datasets first. Your question and the descriptions of likely matches are read by KCL’s own AI service. Where</w:t>
+        <w:t xml:space="preserve">at the foot of the list changes that, and the page remembers your choice. Search by a word from the name or description, or filter by strand, subject, place or whether the data is green or amber; the projects that match open by themselves. Where</w:t>
       </w:r>
       <w:r>
         <w:t xml:space="preserve"> </w:t>
@@ -614,13 +605,25 @@
           <w:b/>
           <w:bCs/>
         </w:rPr>
-        <w:t xml:space="preserve">Search inside content</w:t>
-      </w:r>
-      <w:r>
-        <w:t xml:space="preserve"> </w:t>
-      </w:r>
-      <w:r>
-        <w:t xml:space="preserve">appears in the top bar, you can also search what the documents themselves say: type a phrase or a question and you get the passages that come closest, each with its dataset, its file and, for PDFs, its page, with the sentence nearest to your question marked and your own words in bold. You only ever see passages from files you would be allowed to download. Open a dataset to read its description, see what it was made from and what has been made from it, and download any file. A large download that is interrupted can be resumed. Amber data is listed for everyone; whether you can download it depends on the Centre’s rule, and the page tells you who to ask.</w:t>
+        <w:t xml:space="preserve">Search by meaning or content</w:t>
+      </w:r>
+      <w:r>
+        <w:t xml:space="preserve"> </w:t>
+      </w:r>
+      <w:r>
+        <w:t xml:space="preserve">appears in the top bar, you can also search by what a dataset is about or what its documents say: type a phrase or a question in your own words and you get, first, the datasets whose descriptions come closest, then the passages from inside their documents that come closest, each with its dataset, its file and, for PDFs, its page. In each the sentence nearest to your question is marked and your own words are in bold, and</w:t>
+      </w:r>
+      <w:r>
+        <w:t xml:space="preserve"> </w:t>
+      </w:r>
+      <w:r>
+        <w:t xml:space="preserve">“Why this?”</w:t>
+      </w:r>
+      <w:r>
+        <w:t xml:space="preserve"> </w:t>
+      </w:r>
+      <w:r>
+        <w:t xml:space="preserve">asks for one sentence on the connection. Your words, the descriptions and those passages are read by KCL’s own AI service. You only ever see passages from files you would be allowed to download, and a dataset whose description has not yet been read that way is still found on Find data by its words. Open a dataset to read its description, see what it was made from and what has been made from it, and download any file. A large download that is interrupted can be resumed. Amber data is listed for everyone; whether you can download it depends on the Centre’s rule, and the page tells you who to ask.</w:t>
       </w:r>
     </w:p>
     <w:bookmarkEnd w:id="24"/>
